--- a/Jenkins_CICD_Shreyas_Damle_Documentation.docx
+++ b/Jenkins_CICD_Shreyas_Damle_Documentation.docx
@@ -407,7 +407,261 @@
         <w:pStyle w:val="Code"/>
       </w:pPr>
       <w:r>
-        <w:t xml:space="preserve">Clone once on the EC2 host:</w:t>
+        <w:t>The Jenkins jobs check out the repository and prepare each application workspace; a separate manual clone is not required.</w:t>
+      </w:r>
+    </w:p>
+    <w:p>
+      <w:pPr>
+        <w:pStyle w:val="Code"/>
+      </w:pPr>
+      <w:r>
+        <w:t>The deployment pipelines run PM2 as the Jenkins service user. They set Jenkins cleanup exemptions before PM2 starts so the deployed processes survive the end of each build.</w:t>
+      </w:r>
+    </w:p>
+    <w:p>
+      <w:pPr>
+        <w:pStyle w:val="Code"/>
+      </w:pPr>
+      <w:r>
+        <w:t>Configure PM2 startup for the jenkins service user if the applications must be restored after an EC2 reboot.</w:t>
+      </w:r>
+    </w:p>
+    <w:p>
+      <w:pPr>
+        <w:pStyle w:val="Code"/>
+      </w:pPr>
+      <w:r>
+        <w:t>Verify both services locally from the EC2 host:</w:t>
+      </w:r>
+    </w:p>
+    <w:p>
+      <w:pPr>
+        <w:pStyle w:val="Code"/>
+      </w:pPr>
+      <w:r>
+        <w:t>curl --fail http://127.0.0.1:5000/api/health</w:t>
+      </w:r>
+    </w:p>
+    <w:p>
+      <w:pPr>
+        <w:pStyle w:val="Code"/>
+      </w:pPr>
+      <w:r>
+        <w:t>curl --fail http://127.0.0.1:3000/health</w:t>
+      </w:r>
+    </w:p>
+    <w:p>
+      <w:pPr>
+        <w:pStyle w:val="Code"/>
+      </w:pPr>
+      <w:r>
+        <w:t>sudo -u jenkins -H pm2 status</w:t>
+      </w:r>
+    </w:p>
+    <w:p>
+      <w:pPr>
+        <w:pStyle w:val="Code"/>
+      </w:pPr>
+      <w:r>
+        <w:t xml:space="preserve">## 3. Configure Jenkins pipelines</w:t>
+      </w:r>
+    </w:p>
+    <w:p>
+      <w:pPr>
+        <w:pStyle w:val="Code"/>
+      </w:pPr>
+      <w:r>
+        <w:t xml:space="preserve">Install Jenkins Pipeline, Git, and GitHub integration plugins. Create two</w:t>
+      </w:r>
+    </w:p>
+    <w:p>
+      <w:pPr>
+        <w:pStyle w:val="Code"/>
+      </w:pPr>
+      <w:r>
+        <w:t xml:space="preserve">Pipeline-from-SCM jobs, both using this repository and branch main:</w:t>
+      </w:r>
+    </w:p>
+    <w:p>
+      <w:pPr>
+        <w:pStyle w:val="Code"/>
+      </w:pPr>
+      <w:r>
+        <w:t xml:space="preserve">1. flask-backend: script path flask-backend/Jenkinsfile.</w:t>
+      </w:r>
+    </w:p>
+    <w:p>
+      <w:pPr>
+        <w:pStyle w:val="Code"/>
+      </w:pPr>
+      <w:r>
+        <w:t xml:space="preserve">2. express-frontend: script path express-frontend/Jenkinsfile.</w:t>
+      </w:r>
+    </w:p>
+    <w:p>
+      <w:pPr>
+        <w:pStyle w:val="Code"/>
+      </w:pPr>
+      <w:r>
+        <w:t xml:space="preserve">Both Jenkinsfiles check out the monorepo and run commands from their own</w:t>
+      </w:r>
+    </w:p>
+    <w:p>
+      <w:pPr>
+        <w:pStyle w:val="Code"/>
+      </w:pPr>
+      <w:r>
+        <w:t xml:space="preserve">application subfolder. The Jenkins agent must have git, python3,</w:t>
+      </w:r>
+    </w:p>
+    <w:p>
+      <w:pPr>
+        <w:pStyle w:val="Code"/>
+      </w:pPr>
+      <w:r>
+        <w:t xml:space="preserve">python3-venv, pip, node, npm, pm2, and curl in its PATH. The agent</w:t>
+      </w:r>
+    </w:p>
+    <w:p>
+      <w:pPr>
+        <w:pStyle w:val="Code"/>
+      </w:pPr>
+      <w:r>
+        <w:t xml:space="preserve">user needs permission to run PM2 and own the application processes. Configure</w:t>
+      </w:r>
+    </w:p>
+    <w:p>
+      <w:pPr>
+        <w:pStyle w:val="Code"/>
+      </w:pPr>
+      <w:r>
+        <w:t xml:space="preserve">PM2 startup for that same account if the apps must survive an EC2 reboot.</w:t>
+      </w:r>
+    </w:p>
+    <w:p>
+      <w:pPr>
+        <w:pStyle w:val="Code"/>
+      </w:pPr>
+      <w:r>
+        <w:t xml:space="preserve">Each pipeline checks out the repository, installs dependencies, runs tests,</w:t>
+      </w:r>
+    </w:p>
+    <w:p>
+      <w:pPr>
+        <w:pStyle w:val="Code"/>
+      </w:pPr>
+      <w:r>
+        <w:t xml:space="preserve">deploys with PM2, then calls its local health endpoint. A failed test or health</w:t>
+      </w:r>
+    </w:p>
+    <w:p>
+      <w:pPr>
+        <w:pStyle w:val="Code"/>
+      </w:pPr>
+      <w:r>
+        <w:t xml:space="preserve">check fails that build.</w:t>
+      </w:r>
+    </w:p>
+    <w:p>
+      <w:pPr>
+        <w:pStyle w:val="Code"/>
+      </w:pPr>
+      <w:r>
+        <w:t xml:space="preserve">## 4. Configure a GitHub webhook</w:t>
+      </w:r>
+    </w:p>
+    <w:p>
+      <w:pPr>
+        <w:pStyle w:val="Code"/>
+      </w:pPr>
+      <w:r>
+        <w:t xml:space="preserve">Since both pipelines use the same repository, configure one webhook in</w:t>
+      </w:r>
+    </w:p>
+    <w:p>
+      <w:pPr>
+        <w:pStyle w:val="Code"/>
+      </w:pPr>
+      <w:r>
+        <w:t xml:space="preserve">Settings â†’ Webhooks â†’ Add webhook:</w:t>
+      </w:r>
+    </w:p>
+    <w:p>
+      <w:pPr>
+        <w:pStyle w:val="Code"/>
+      </w:pPr>
+      <w:r>
+        <w:t xml:space="preserve">- Payload URL: http://EC2_PUBLIC_DNS_OR_IP:8080/github-webhook/</w:t>
+      </w:r>
+    </w:p>
+    <w:p>
+      <w:pPr>
+        <w:pStyle w:val="Code"/>
+      </w:pPr>
+      <w:r>
+        <w:t xml:space="preserve">- Content type: application/json</w:t>
+      </w:r>
+    </w:p>
+    <w:p>
+      <w:pPr>
+        <w:pStyle w:val="Code"/>
+      </w:pPr>
+      <w:r>
+        <w:t xml:space="preserve">- Events: Just the push event</w:t>
+      </w:r>
+    </w:p>
+    <w:p>
+      <w:pPr>
+        <w:pStyle w:val="Code"/>
+      </w:pPr>
+      <w:r>
+        <w:t xml:space="preserve">- Active: enabled</w:t>
+      </w:r>
+    </w:p>
+    <w:p>
+      <w:pPr>
+        <w:pStyle w:val="Code"/>
+      </w:pPr>
+      <w:r>
+        <w:t xml:space="preserve">Ensure Jenkins GitHub webhook support is configured and the EC2 security group</w:t>
+      </w:r>
+    </w:p>
+    <w:p>
+      <w:pPr>
+        <w:pStyle w:val="Code"/>
+      </w:pPr>
+      <w:r>
+        <w:t>The repository currently has no GitHub webhook configured. For this shared repository, add one push-event webhook only after Jenkins is reachable through a secured HTTPS endpoint; avoid exposing Jenkins over unauthenticated plain HTTP.</w:t>
+      </w:r>
+    </w:p>
+    <w:p>
+      <w:pPr>
+        <w:pStyle w:val="Code"/>
+      </w:pPr>
+      <w:r>
+        <w:t>Use the Jenkins GitHub webhook endpoint: https://YOUR_SECURED_JENKINS_HOST/github-webhook/ . Confirm a successful delivery and that a push to the configured branch starts the Jenkins jobs.</w:t>
+      </w:r>
+    </w:p>
+    <w:p>
+      <w:pPr>
+        <w:pStyle w:val="Code"/>
+      </w:pPr>
+      <w:r/>
+    </w:p>
+    <w:p>
+      <w:pPr>
+        <w:pStyle w:val="Code"/>
+      </w:pPr>
+      <w:r>
+        <w:t xml:space="preserve">## 5. Test locally before deployment</w:t>
+      </w:r>
+    </w:p>
+    <w:p>
+      <w:pPr>
+        <w:pStyle w:val="Code"/>
+      </w:pPr>
+      <w:r>
+        <w:t xml:space="preserve">Flask (Python 3.9 or newer):</w:t>
       </w:r>
     </w:p>
     <w:p>
@@ -423,23 +677,39 @@
         <w:pStyle w:val="Code"/>
       </w:pPr>
       <w:r>
-        <w:t xml:space="preserve">git clone --branch main https://github.com/ShreyasDamle2805/Jenkins_Shreyas.git</w:t>
-      </w:r>
-    </w:p>
-    <w:p>
-      <w:pPr>
-        <w:pStyle w:val="Code"/>
-      </w:pPr>
-      <w:r>
-        <w:t xml:space="preserve">cd Jenkins_Shreyas</w:t>
-      </w:r>
-    </w:p>
-    <w:p>
-      <w:pPr>
-        <w:pStyle w:val="Normal"/>
-      </w:pPr>
-      <w:r>
-        <w:t xml:space="preserve">Install and start the Flask application:</w:t>
+        <w:t xml:space="preserve">cd flask-backend</w:t>
+      </w:r>
+    </w:p>
+    <w:p>
+      <w:pPr>
+        <w:pStyle w:val="Code"/>
+      </w:pPr>
+      <w:r>
+        <w:t xml:space="preserve">python3 -m venv venv</w:t>
+      </w:r>
+    </w:p>
+    <w:p>
+      <w:pPr>
+        <w:pStyle w:val="Code"/>
+      </w:pPr>
+      <w:r>
+        <w:t xml:space="preserve">./venv/bin/pip install -r requirements.txt</w:t>
+      </w:r>
+    </w:p>
+    <w:p>
+      <w:pPr>
+        <w:pStyle w:val="Code"/>
+      </w:pPr>
+      <w:r>
+        <w:t xml:space="preserve">./venv/bin/python -m pytest -q</w:t>
+      </w:r>
+    </w:p>
+    <w:p>
+      <w:pPr>
+        <w:pStyle w:val="Normal"/>
+      </w:pPr>
+      <w:r>
+        <w:t xml:space="preserve">Express (Node.js 18 or newer):</w:t>
       </w:r>
     </w:p>
     <w:p>
@@ -455,68 +725,12 @@
         <w:pStyle w:val="Normal"/>
       </w:pPr>
       <w:r>
-        <w:t xml:space="preserve">cd flask-backend</w:t>
-      </w:r>
-    </w:p>
-    <w:p>
-      <w:pPr>
-        <w:pStyle w:val="Normal"/>
-      </w:pPr>
-      <w:r>
-        <w:t xml:space="preserve">python3 -m venv venv</w:t>
-      </w:r>
-    </w:p>
-    <w:p>
-      <w:pPr>
-        <w:pStyle w:val="Normal"/>
-      </w:pPr>
-      <w:r>
-        <w:t xml:space="preserve">./venv/bin/pip install -r requirements.txt</w:t>
-      </w:r>
-    </w:p>
-    <w:p>
-      <w:pPr>
-        <w:pStyle w:val="Normal"/>
-      </w:pPr>
-      <w:r>
-        <w:t xml:space="preserve">pm2 start "venv/bin/python app.py" --name flask-backend</w:t>
-      </w:r>
-    </w:p>
-    <w:p>
-      <w:pPr>
-        <w:pStyle w:val="Normal"/>
-      </w:pPr>
-      <w:r>
-        <w:t xml:space="preserve">cd ..</w:t>
-      </w:r>
-    </w:p>
-    <w:p>
-      <w:pPr>
-        <w:pStyle w:val="Code"/>
-      </w:pPr>
-      <w:r>
-        <w:t xml:space="preserve">Install and start the Express application:</w:t>
-      </w:r>
-    </w:p>
-    <w:p>
-      <w:pPr>
-        <w:pStyle w:val="Code"/>
-      </w:pPr>
-      <w:r>
-        <w:t xml:space="preserve">bash</w:t>
-      </w:r>
-    </w:p>
-    <w:p>
-      <w:pPr>
-        <w:pStyle w:val="Code"/>
-      </w:pPr>
-      <w:r>
         <w:t xml:space="preserve">cd express-frontend</w:t>
       </w:r>
     </w:p>
     <w:p>
       <w:pPr>
-        <w:pStyle w:val="Code"/>
+        <w:pStyle w:val="Normal"/>
       </w:pPr>
       <w:r>
         <w:t xml:space="preserve">npm ci</w:t>
@@ -524,366 +738,6 @@
     </w:p>
     <w:p>
       <w:pPr>
-        <w:pStyle w:val="Code"/>
-      </w:pPr>
-      <w:r>
-        <w:t xml:space="preserve">pm2 start server.js --name express-frontend</w:t>
-      </w:r>
-    </w:p>
-    <w:p>
-      <w:pPr>
-        <w:pStyle w:val="Code"/>
-      </w:pPr>
-      <w:r>
-        <w:t xml:space="preserve">pm2 save</w:t>
-      </w:r>
-    </w:p>
-    <w:p>
-      <w:pPr>
-        <w:pStyle w:val="Normal"/>
-      </w:pPr>
-      <w:r>
-        <w:t xml:space="preserve">Run PM2 as the same Linux user that owns the application processes. To restore</w:t>
-      </w:r>
-    </w:p>
-    <w:p>
-      <w:pPr>
-        <w:pStyle w:val="Normal"/>
-      </w:pPr>
-      <w:r>
-        <w:t xml:space="preserve">that user's saved process list after reboot, run pm2 startup as that user and</w:t>
-      </w:r>
-    </w:p>
-    <w:p>
-      <w:pPr>
-        <w:pStyle w:val="Normal"/>
-      </w:pPr>
-      <w:r>
-        <w:t xml:space="preserve">then execute the exact sudo ... command PM2 prints.</w:t>
-      </w:r>
-    </w:p>
-    <w:p>
-      <w:pPr>
-        <w:pStyle w:val="Normal"/>
-      </w:pPr>
-      <w:r>
-        <w:t xml:space="preserve">Verify both services locally:</w:t>
-      </w:r>
-    </w:p>
-    <w:p>
-      <w:pPr>
-        <w:pStyle w:val="Normal"/>
-      </w:pPr>
-      <w:r>
-        <w:t xml:space="preserve">bash</w:t>
-      </w:r>
-    </w:p>
-    <w:p>
-      <w:pPr>
-        <w:pStyle w:val="Normal"/>
-      </w:pPr>
-      <w:r>
-        <w:t xml:space="preserve">curl --fail http://127.0.0.1:5000/api/health</w:t>
-      </w:r>
-    </w:p>
-    <w:p>
-      <w:pPr>
-        <w:pStyle w:val="Normal"/>
-      </w:pPr>
-      <w:r>
-        <w:t xml:space="preserve">curl --fail http://127.0.0.1:3000/health</w:t>
-      </w:r>
-    </w:p>
-    <w:p>
-      <w:pPr>
-        <w:pStyle w:val="Normal"/>
-      </w:pPr>
-      <w:r>
-        <w:t xml:space="preserve">pm2 status</w:t>
-      </w:r>
-    </w:p>
-    <w:p>
-      <w:pPr>
-        <w:pStyle w:val="Code"/>
-      </w:pPr>
-      <w:r>
-        <w:t xml:space="preserve">## 3. Configure Jenkins pipelines</w:t>
-      </w:r>
-    </w:p>
-    <w:p>
-      <w:pPr>
-        <w:pStyle w:val="Code"/>
-      </w:pPr>
-      <w:r>
-        <w:t xml:space="preserve">Install Jenkins Pipeline, Git, and GitHub integration plugins. Create two</w:t>
-      </w:r>
-    </w:p>
-    <w:p>
-      <w:pPr>
-        <w:pStyle w:val="Code"/>
-      </w:pPr>
-      <w:r>
-        <w:t xml:space="preserve">Pipeline-from-SCM jobs, both using this repository and branch main:</w:t>
-      </w:r>
-    </w:p>
-    <w:p>
-      <w:pPr>
-        <w:pStyle w:val="Code"/>
-      </w:pPr>
-      <w:r>
-        <w:t xml:space="preserve">1. flask-backend: script path flask-backend/Jenkinsfile.</w:t>
-      </w:r>
-    </w:p>
-    <w:p>
-      <w:pPr>
-        <w:pStyle w:val="Code"/>
-      </w:pPr>
-      <w:r>
-        <w:t xml:space="preserve">2. express-frontend: script path express-frontend/Jenkinsfile.</w:t>
-      </w:r>
-    </w:p>
-    <w:p>
-      <w:pPr>
-        <w:pStyle w:val="Code"/>
-      </w:pPr>
-      <w:r>
-        <w:t xml:space="preserve">Both Jenkinsfiles check out the monorepo and run commands from their own</w:t>
-      </w:r>
-    </w:p>
-    <w:p>
-      <w:pPr>
-        <w:pStyle w:val="Code"/>
-      </w:pPr>
-      <w:r>
-        <w:t xml:space="preserve">application subfolder. The Jenkins agent must have git, python3,</w:t>
-      </w:r>
-    </w:p>
-    <w:p>
-      <w:pPr>
-        <w:pStyle w:val="Code"/>
-      </w:pPr>
-      <w:r>
-        <w:t xml:space="preserve">python3-venv, pip, node, npm, pm2, and curl in its PATH. The agent</w:t>
-      </w:r>
-    </w:p>
-    <w:p>
-      <w:pPr>
-        <w:pStyle w:val="Code"/>
-      </w:pPr>
-      <w:r>
-        <w:t xml:space="preserve">user needs permission to run PM2 and own the application processes. Configure</w:t>
-      </w:r>
-    </w:p>
-    <w:p>
-      <w:pPr>
-        <w:pStyle w:val="Code"/>
-      </w:pPr>
-      <w:r>
-        <w:t xml:space="preserve">PM2 startup for that same account if the apps must survive an EC2 reboot.</w:t>
-      </w:r>
-    </w:p>
-    <w:p>
-      <w:pPr>
-        <w:pStyle w:val="Code"/>
-      </w:pPr>
-      <w:r>
-        <w:t xml:space="preserve">Each pipeline checks out the repository, installs dependencies, runs tests,</w:t>
-      </w:r>
-    </w:p>
-    <w:p>
-      <w:pPr>
-        <w:pStyle w:val="Code"/>
-      </w:pPr>
-      <w:r>
-        <w:t xml:space="preserve">deploys with PM2, then calls its local health endpoint. A failed test or health</w:t>
-      </w:r>
-    </w:p>
-    <w:p>
-      <w:pPr>
-        <w:pStyle w:val="Code"/>
-      </w:pPr>
-      <w:r>
-        <w:t xml:space="preserve">check fails that build.</w:t>
-      </w:r>
-    </w:p>
-    <w:p>
-      <w:pPr>
-        <w:pStyle w:val="Code"/>
-      </w:pPr>
-      <w:r>
-        <w:t xml:space="preserve">## 4. Configure a GitHub webhook</w:t>
-      </w:r>
-    </w:p>
-    <w:p>
-      <w:pPr>
-        <w:pStyle w:val="Code"/>
-      </w:pPr>
-      <w:r>
-        <w:t xml:space="preserve">Since both pipelines use the same repository, configure one webhook in</w:t>
-      </w:r>
-    </w:p>
-    <w:p>
-      <w:pPr>
-        <w:pStyle w:val="Code"/>
-      </w:pPr>
-      <w:r>
-        <w:t xml:space="preserve">Settings â†’ Webhooks â†’ Add webhook:</w:t>
-      </w:r>
-    </w:p>
-    <w:p>
-      <w:pPr>
-        <w:pStyle w:val="Code"/>
-      </w:pPr>
-      <w:r>
-        <w:t xml:space="preserve">- Payload URL: http://EC2_PUBLIC_DNS_OR_IP:8080/github-webhook/</w:t>
-      </w:r>
-    </w:p>
-    <w:p>
-      <w:pPr>
-        <w:pStyle w:val="Code"/>
-      </w:pPr>
-      <w:r>
-        <w:t xml:space="preserve">- Content type: application/json</w:t>
-      </w:r>
-    </w:p>
-    <w:p>
-      <w:pPr>
-        <w:pStyle w:val="Code"/>
-      </w:pPr>
-      <w:r>
-        <w:t xml:space="preserve">- Events: Just the push event</w:t>
-      </w:r>
-    </w:p>
-    <w:p>
-      <w:pPr>
-        <w:pStyle w:val="Code"/>
-      </w:pPr>
-      <w:r>
-        <w:t xml:space="preserve">- Active: enabled</w:t>
-      </w:r>
-    </w:p>
-    <w:p>
-      <w:pPr>
-        <w:pStyle w:val="Code"/>
-      </w:pPr>
-      <w:r>
-        <w:t xml:space="preserve">Ensure Jenkins GitHub webhook support is configured and the EC2 security group</w:t>
-      </w:r>
-    </w:p>
-    <w:p>
-      <w:pPr>
-        <w:pStyle w:val="Code"/>
-      </w:pPr>
-      <w:r>
-        <w:t xml:space="preserve">and host firewall allow inbound webhook traffic. Confirm a successful delivery</w:t>
-      </w:r>
-    </w:p>
-    <w:p>
-      <w:pPr>
-        <w:pStyle w:val="Code"/>
-      </w:pPr>
-      <w:r>
-        <w:t xml:space="preserve">in GitHub and that a push starts the appropriate Jenkins job. For production,</w:t>
-      </w:r>
-    </w:p>
-    <w:p>
-      <w:pPr>
-        <w:pStyle w:val="Code"/>
-      </w:pPr>
-      <w:r>
-        <w:t xml:space="preserve">use HTTPS and restrict webhook access.</w:t>
-      </w:r>
-    </w:p>
-    <w:p>
-      <w:pPr>
-        <w:pStyle w:val="Code"/>
-      </w:pPr>
-      <w:r>
-        <w:t xml:space="preserve">## 5. Test locally before deployment</w:t>
-      </w:r>
-    </w:p>
-    <w:p>
-      <w:pPr>
-        <w:pStyle w:val="Code"/>
-      </w:pPr>
-      <w:r>
-        <w:t xml:space="preserve">Flask (Python 3.9 or newer):</w:t>
-      </w:r>
-    </w:p>
-    <w:p>
-      <w:pPr>
-        <w:pStyle w:val="Code"/>
-      </w:pPr>
-      <w:r>
-        <w:t xml:space="preserve">bash</w:t>
-      </w:r>
-    </w:p>
-    <w:p>
-      <w:pPr>
-        <w:pStyle w:val="Code"/>
-      </w:pPr>
-      <w:r>
-        <w:t xml:space="preserve">cd flask-backend</w:t>
-      </w:r>
-    </w:p>
-    <w:p>
-      <w:pPr>
-        <w:pStyle w:val="Code"/>
-      </w:pPr>
-      <w:r>
-        <w:t xml:space="preserve">python3 -m venv venv</w:t>
-      </w:r>
-    </w:p>
-    <w:p>
-      <w:pPr>
-        <w:pStyle w:val="Code"/>
-      </w:pPr>
-      <w:r>
-        <w:t xml:space="preserve">./venv/bin/pip install -r requirements.txt</w:t>
-      </w:r>
-    </w:p>
-    <w:p>
-      <w:pPr>
-        <w:pStyle w:val="Code"/>
-      </w:pPr>
-      <w:r>
-        <w:t xml:space="preserve">./venv/bin/python -m pytest -q</w:t>
-      </w:r>
-    </w:p>
-    <w:p>
-      <w:pPr>
-        <w:pStyle w:val="Normal"/>
-      </w:pPr>
-      <w:r>
-        <w:t xml:space="preserve">Express (Node.js 18 or newer):</w:t>
-      </w:r>
-    </w:p>
-    <w:p>
-      <w:pPr>
-        <w:pStyle w:val="Normal"/>
-      </w:pPr>
-      <w:r>
-        <w:t xml:space="preserve">bash</w:t>
-      </w:r>
-    </w:p>
-    <w:p>
-      <w:pPr>
-        <w:pStyle w:val="Normal"/>
-      </w:pPr>
-      <w:r>
-        <w:t xml:space="preserve">cd express-frontend</w:t>
-      </w:r>
-    </w:p>
-    <w:p>
-      <w:pPr>
-        <w:pStyle w:val="Normal"/>
-      </w:pPr>
-      <w:r>
-        <w:t xml:space="preserve">npm ci</w:t>
-      </w:r>
-    </w:p>
-    <w:p>
-      <w:pPr>
         <w:pStyle w:val="Normal"/>
       </w:pPr>
       <w:r>
@@ -1031,39 +885,39 @@
         <w:pStyle w:val="Normal"/>
       </w:pPr>
       <w:r>
-        <w:t xml:space="preserve">above. No EC2 deployment or Jenkins build has been run from this workspace.</w:t>
-      </w:r>
-    </w:p>
-    <w:p>
-      <w:pPr>
-        <w:pStyle w:val="Normal"/>
-      </w:pPr>
-      <w:r>
-        <w:t xml:space="preserve">The ZIP therefore does not claim successful cloud deployment or contain</w:t>
-      </w:r>
-    </w:p>
-    <w:p>
-      <w:pPr>
-        <w:pStyle w:val="Normal"/>
-      </w:pPr>
-      <w:r>
-        <w:t xml:space="preserve">fabricated screenshots. Configure and run both pipelines, add genuine</w:t>
-      </w:r>
-    </w:p>
-    <w:p>
-      <w:pPr>
-        <w:pStyle w:val="Normal"/>
-      </w:pPr>
-      <w:r>
-        <w:t xml:space="preserve">EC2/Jenkins screenshots to evidence/, then recreate the ZIP for final</w:t>
-      </w:r>
-    </w:p>
-    <w:p>
-      <w:pPr>
-        <w:pStyle w:val="Normal"/>
-      </w:pPr>
-      <w:r>
-        <w:t xml:space="preserve">assignment submission.</w:t>
+        <w:t>Live deployment verification was performed on October 19, 2026.</w:t>
+      </w:r>
+    </w:p>
+    <w:p>
+      <w:pPr>
+        <w:pStyle w:val="Normal"/>
+      </w:pPr>
+      <w:r>
+        <w:t>Jenkins Flask build #6 and Express build #3 both finished SUCCESS on commit f9637b4.</w:t>
+      </w:r>
+    </w:p>
+    <w:p>
+      <w:pPr>
+        <w:pStyle w:val="Normal"/>
+      </w:pPr>
+      <w:r>
+        <w:t>PM2 showed both flask-backend and express-frontend online. The Flask /api/health and Express /health endpoints both returned {"status":"healthy"}.</w:t>
+      </w:r>
+    </w:p>
+    <w:p>
+      <w:pPr>
+        <w:pStyle w:val="Normal"/>
+      </w:pPr>
+      <w:r>
+        <w:t>The evidence folder contains the supplied Jenkins build screenshots and an EC2 terminal verification record. Genuine EC2-console and GitHub webhook-delivery screenshots remain outstanding.</w:t>
+      </w:r>
+    </w:p>
+    <w:p>
+      <w:pPr>
+        <w:pStyle w:val="Normal"/>
+      </w:pPr>
+      <w:r>
+        <w:t>At verification time, the GitHub repository had no webhook configured. Configure and test the webhook, capture its successful delivery and the EC2 screenshots, then recreate the submission ZIP. Do not claim unverified webhook evidence.</w:t>
       </w:r>
     </w:p>
     <w:sectPr>

--- a/Jenkins_CICD_Shreyas_Damle_Documentation.docx
+++ b/Jenkins_CICD_Shreyas_Damle_Documentation.docx
@@ -789,7 +789,7 @@
         <w:pStyle w:val="Code"/>
       </w:pPr>
       <w:r>
-        <w:t xml:space="preserve">     | one push webhook</w:t>
+        <w:t xml:space="preserve">     | planned push webhook (not yet configured)</w:t>
       </w:r>
     </w:p>
     <w:p>
@@ -909,15 +909,15 @@
         <w:pStyle w:val="Normal"/>
       </w:pPr>
       <w:r>
-        <w:t>The evidence folder contains the supplied Jenkins build screenshots and an EC2 terminal verification record. Genuine EC2-console and GitHub webhook-delivery screenshots remain outstanding.</w:t>
-      </w:r>
-    </w:p>
-    <w:p>
-      <w:pPr>
-        <w:pStyle w:val="Normal"/>
-      </w:pPr>
-      <w:r>
-        <w:t>At verification time, the GitHub repository had no webhook configured. Configure and test the webhook, capture its successful delivery and the EC2 screenshots, then recreate the submission ZIP. Do not claim unverified webhook evidence.</w:t>
+        <w:t>The evidence folder contains the Jenkins build screenshots, a redacted EC2 running-instance screenshot, and a terminal verification record. The supplied GitHub Webhooks screenshot shows that no webhook was configured when captured; it is not evidence of a successful delivery.</w:t>
+      </w:r>
+    </w:p>
+    <w:p>
+      <w:pPr>
+        <w:pStyle w:val="Normal"/>
+      </w:pPr>
+      <w:r>
+        <w:t>At verification time, the GitHub repository had no webhook configured. Configure and test the push webhook, capture its successful delivery and a terminal screenshot of the app checks, then recreate the submission ZIP. Do not claim unverified webhook evidence.</w:t>
       </w:r>
     </w:p>
     <w:sectPr>

--- a/Jenkins_CICD_Shreyas_Damle_Documentation.docx
+++ b/Jenkins_CICD_Shreyas_Damle_Documentation.docx
@@ -631,15 +631,15 @@
         <w:pStyle w:val="Code"/>
       </w:pPr>
       <w:r>
-        <w:t>The repository currently has no GitHub webhook configured. For this shared repository, add one push-event webhook only after Jenkins is reachable through a secured HTTPS endpoint; avoid exposing Jenkins over unauthenticated plain HTTP.</w:t>
-      </w:r>
-    </w:p>
-    <w:p>
-      <w:pPr>
-        <w:pStyle w:val="Code"/>
-      </w:pPr>
-      <w:r>
-        <w:t>Use the Jenkins GitHub webhook endpoint: https://YOUR_SECURED_JENKINS_HOST/github-webhook/ . Confirm a successful delivery and that a push to the configured branch starts the Jenkins jobs.</w:t>
+        <w:t>A GitHub push webhook is configured and verified. On October 19, 2026, a push to main delivered successfully (HTTP 200) and triggered both Jenkins jobs. For production, protect Jenkins and the webhook endpoint with HTTPS and restrict network access.</w:t>
+      </w:r>
+    </w:p>
+    <w:p>
+      <w:pPr>
+        <w:pStyle w:val="Code"/>
+      </w:pPr>
+      <w:r>
+        <w:t>The configured Jenkins endpoint is http://13.201.125.112:8080/github-webhook/. The test push triggered Flask build #7 and Express build #4; both finished SUCCESS. See evidence/06-github-webhook-push-delivery.txt for the verification record.</w:t>
       </w:r>
     </w:p>
     <w:p>
@@ -789,7 +789,7 @@
         <w:pStyle w:val="Code"/>
       </w:pPr>
       <w:r>
-        <w:t xml:space="preserve">     | planned push webhook (not yet configured)</w:t>
+        <w:t xml:space="preserve">     | verified push webhook</w:t>
       </w:r>
     </w:p>
     <w:p>
@@ -917,7 +917,7 @@
         <w:pStyle w:val="Normal"/>
       </w:pPr>
       <w:r>
-        <w:t>At verification time, the GitHub repository had no webhook configured. Configure and test the push webhook, capture its successful delivery and a terminal screenshot of the app checks, then recreate the submission ZIP. Do not claim unverified webhook evidence.</w:t>
+        <w:t>On October 19, 2026, push commit 4e77fb92a1580a41dc93687d1d965b9b84cd36fe generated GitHub webhook delivery 3849213520174407700 (push, HTTP 200). It triggered Flask build #7 and Express build #4; both finished SUCCESS. PM2 showed both services online and both health endpoints returned {"status":"healthy"}. See evidence/06-github-webhook-push-delivery.txt for the verification record. The GitHub Webhooks settings screenshot shows the earlier empty state and predates webhook setup.</w:t>
       </w:r>
     </w:p>
     <w:sectPr>

--- a/Jenkins_CICD_Shreyas_Damle_Documentation.docx
+++ b/Jenkins_CICD_Shreyas_Damle_Documentation.docx
@@ -918,6 +918,70 @@
       </w:pPr>
       <w:r>
         <w:t>On October 19, 2026, push commit 4e77fb92a1580a41dc93687d1d965b9b84cd36fe generated GitHub webhook delivery 3849213520174407700 (push, HTTP 200). It triggered Flask build #7 and Express build #4; both finished SUCCESS. PM2 showed both services online and both health endpoints returned {"status":"healthy"}. See evidence/06-github-webhook-push-delivery.txt for the verification record. The GitHub Webhooks settings screenshot shows the earlier empty state and predates webhook setup.</w:t>
+      </w:r>
+    </w:p>
+    <w:p>
+      <w:pPr>
+        <w:pStyle w:val="Heading1"/>
+      </w:pPr>
+      <w:r>
+        <w:t>EC2 Process and Health Check Evidence</w:t>
+      </w:r>
+    </w:p>
+    <w:p>
+      <w:r>
+        <w:t>The terminal screenshot below shows both PM2 processes online and the Flask health endpoint returning healthy. The Express health command is visible, but its response is below the captured area; the accompanying evidence/02-ec2-app-health-checks.txt record contains the successful responses for both endpoints.</w:t>
+      </w:r>
+    </w:p>
+    <w:p>
+      <w:pPr>
+        <w:jc w:val="center"/>
+      </w:pPr>
+      <w:r>
+        <w:drawing>
+          <wp:inline xmlns:wp="http://schemas.openxmlformats.org/drawingml/2006/wordprocessingDrawing" xmlns:a="http://schemas.openxmlformats.org/drawingml/2006/main" xmlns:pic="http://schemas.openxmlformats.org/drawingml/2006/picture" xmlns:r="http://schemas.openxmlformats.org/officeDocument/2006/relationships">
+            <wp:extent cx="5943600" cy="1214284"/>
+            <wp:docPr id="1" name="Picture 1"/>
+            <wp:cNvGraphicFramePr>
+              <a:graphicFrameLocks noChangeAspect="1"/>
+            </wp:cNvGraphicFramePr>
+            <a:graphic>
+              <a:graphicData uri="http://schemas.openxmlformats.org/drawingml/2006/picture">
+                <pic:pic>
+                  <pic:nvPicPr>
+                    <pic:cNvPr id="0" name="02-ec2-app-health-checks.png"/>
+                    <pic:cNvPicPr/>
+                  </pic:nvPicPr>
+                  <pic:blipFill>
+                    <a:blip r:embed="rId2"/>
+                    <a:stretch>
+                      <a:fillRect/>
+                    </a:stretch>
+                  </pic:blipFill>
+                  <pic:spPr>
+                    <a:xfrm>
+                      <a:off x="0" y="0"/>
+                      <a:ext cx="5943600" cy="1214284"/>
+                    </a:xfrm>
+                    <a:prstGeom prst="rect"/>
+                  </pic:spPr>
+                </pic:pic>
+              </a:graphicData>
+            </a:graphic>
+          </wp:inline>
+        </w:drawing>
+      </w:r>
+    </w:p>
+    <w:p>
+      <w:pPr>
+        <w:jc w:val="center"/>
+      </w:pPr>
+      <w:r>
+        <w:rPr>
+          <w:i/>
+          <w:sz w:val="18"/>
+        </w:rPr>
+        <w:t>EC2 terminal: PM2 processes online and Flask health endpoint healthy.</w:t>
       </w:r>
     </w:p>
     <w:sectPr>

--- a/Jenkins_CICD_Shreyas_Damle_Documentation.docx
+++ b/Jenkins_CICD_Shreyas_Damle_Documentation.docx
@@ -930,7 +930,7 @@
     </w:p>
     <w:p>
       <w:r>
-        <w:t>The terminal screenshot below shows both PM2 processes online and the Flask health endpoint returning healthy. The Express health command is visible, but its response is below the captured area; the accompanying evidence/02-ec2-app-health-checks.txt record contains the successful responses for both endpoints.</w:t>
+        <w:t>This terminal screenshot shows both PM2 processes online and both Flask and Express health endpoints returning {"status":"healthy"}. The accompanying evidence/02-ec2-app-health-checks.txt file contains the full verification record.</w:t>
       </w:r>
     </w:p>
     <w:p>
@@ -940,7 +940,7 @@
       <w:r>
         <w:drawing>
           <wp:inline xmlns:wp="http://schemas.openxmlformats.org/drawingml/2006/wordprocessingDrawing" xmlns:a="http://schemas.openxmlformats.org/drawingml/2006/main" xmlns:pic="http://schemas.openxmlformats.org/drawingml/2006/picture" xmlns:r="http://schemas.openxmlformats.org/officeDocument/2006/relationships">
-            <wp:extent cx="5943600" cy="1214284"/>
+            <wp:extent cx="5943600" cy="1885289"/>
             <wp:docPr id="1" name="Picture 1"/>
             <wp:cNvGraphicFramePr>
               <a:graphicFrameLocks noChangeAspect="1"/>
@@ -953,7 +953,7 @@
                     <pic:cNvPicPr/>
                   </pic:nvPicPr>
                   <pic:blipFill>
-                    <a:blip r:embed="rId2"/>
+                    <a:blip r:embed="rId3"/>
                     <a:stretch>
                       <a:fillRect/>
                     </a:stretch>
@@ -961,7 +961,7 @@
                   <pic:spPr>
                     <a:xfrm>
                       <a:off x="0" y="0"/>
-                      <a:ext cx="5943600" cy="1214284"/>
+                      <a:ext cx="5943600" cy="1885289"/>
                     </a:xfrm>
                     <a:prstGeom prst="rect"/>
                   </pic:spPr>
@@ -977,11 +977,7 @@
         <w:jc w:val="center"/>
       </w:pPr>
       <w:r>
-        <w:rPr>
-          <w:i/>
-          <w:sz w:val="18"/>
-        </w:rPr>
-        <w:t>EC2 terminal: PM2 processes online and Flask health endpoint healthy.</w:t>
+        <w:t>EC2 terminal: both PM2 processes online and both health endpoints healthy.</w:t>
       </w:r>
     </w:p>
     <w:sectPr>
